--- a/docs/role-dashboard-fact-sheets/word/ZimHVAC-student.docx
+++ b/docs/role-dashboard-fact-sheets/word/ZimHVAC-student.docx
@@ -53,19 +53,6 @@
         </w:rPr>
         <w:t xml:space="preserve">student</w:t>
       </w:r>
-      <w:r>
-        <w:t xml:space="preserve">  |  </w:t>
-      </w:r>
-      <w:r>
-        <w:rPr>
-          <w:b/>
-          <w:bCs/>
-        </w:rPr>
-        <w:t xml:space="preserve">Test login:</w:t>
-      </w:r>
-      <w:r>
-        <w:t xml:space="preserve"> student@zimhvacregistry.org</w:t>
-      </w:r>
     </w:p>
     <w:p>
       <w:pPr>
@@ -80,7 +67,7 @@
         <w:spacing w:after="120"/>
       </w:pPr>
       <w:r>
-        <w:t xml:space="preserve">A simple learner home: browse approved courses, take assessments, and view issued certificates.</w:t>
+        <w:t xml:space="preserve">A learner home: see the courses you are taking, how far you have got, and how your exams are going.</w:t>
       </w:r>
     </w:p>
     <w:p>
@@ -96,7 +83,7 @@
         <w:spacing w:after="120"/>
       </w:pPr>
       <w:r>
-        <w:t xml:space="preserve">Learners enrolled in HVAC-R training who are not yet registered technicians.</w:t>
+        <w:t xml:space="preserve">Learners enrolled in HVAC-R training who are not yet registered technicians. Students register themselves from the Join page; an administrator approves them after checking their student ID.</w:t>
       </w:r>
     </w:p>
     <w:p>
@@ -105,6 +92,14 @@
       </w:pPr>
       <w:r>
         <w:t xml:space="preserve">KPI cards (top row)</w:t>
+      </w:r>
+    </w:p>
+    <w:p>
+      <w:pPr>
+        <w:spacing w:after="120"/>
+      </w:pPr>
+      <w:r>
+        <w:t xml:space="preserve">All four are current totals and are not affected by the period filter.</w:t>
       </w:r>
     </w:p>
     <w:tbl>
@@ -120,9 +115,8 @@
         </w:tblBorders>
       </w:tblPr>
       <w:tblGrid>
-        <w:gridCol w:w="3120"/>
-        <w:gridCol w:w="3120"/>
-        <w:gridCol w:w="3120"/>
+        <w:gridCol w:w="2808"/>
+        <w:gridCol w:w="6552"/>
       </w:tblGrid>
       <w:tr>
         <w:trPr>
@@ -130,7 +124,7 @@
         </w:trPr>
         <w:tc>
           <w:tcPr>
-            <w:tcW w:type="dxa" w:w="3120"/>
+            <w:tcW w:type="dxa" w:w="2808"/>
             <w:tcBorders>
               <w:top w:val="single" w:color="D6D3D1" w:sz="4"/>
               <w:left w:val="single" w:color="D6D3D1" w:sz="4"/>
@@ -159,7 +153,7 @@
         </w:tc>
         <w:tc>
           <w:tcPr>
-            <w:tcW w:type="dxa" w:w="3120"/>
+            <w:tcW w:type="dxa" w:w="6552"/>
             <w:tcBorders>
               <w:top w:val="single" w:color="D6D3D1" w:sz="4"/>
               <w:left w:val="single" w:color="D6D3D1" w:sz="4"/>
@@ -186,16 +180,20 @@
             </w:r>
           </w:p>
         </w:tc>
+      </w:tr>
+      <w:tr>
+        <w:trPr>
+          <w:cantSplit/>
+        </w:trPr>
         <w:tc>
           <w:tcPr>
-            <w:tcW w:type="dxa" w:w="3120"/>
+            <w:tcW w:type="dxa" w:w="2808"/>
             <w:tcBorders>
               <w:top w:val="single" w:color="D6D3D1" w:sz="4"/>
               <w:left w:val="single" w:color="D6D3D1" w:sz="4"/>
               <w:bottom w:val="single" w:color="D6D3D1" w:sz="4"/>
               <w:right w:val="single" w:color="D6D3D1" w:sz="4"/>
             </w:tcBorders>
-            <w:shd w:fill="F5F5F4" w:color="auto" w:val="clear"/>
             <w:tcMar>
               <w:top w:type="dxa" w:w="60"/>
               <w:left w:type="dxa" w:w="100"/>
@@ -206,20 +204,161 @@
           <w:p>
             <w:r>
               <w:rPr>
-                <w:b/>
-                <w:bCs/>
                 <w:sz w:val="20"/>
                 <w:szCs w:val="20"/>
               </w:rPr>
-              <w:t xml:space="preserve">How it's counted</w:t>
+              <w:t xml:space="preserve">My Courses</w:t>
+            </w:r>
+          </w:p>
+        </w:tc>
+        <w:tc>
+          <w:tcPr>
+            <w:tcW w:type="dxa" w:w="6552"/>
+            <w:tcBorders>
+              <w:top w:val="single" w:color="D6D3D1" w:sz="4"/>
+              <w:left w:val="single" w:color="D6D3D1" w:sz="4"/>
+              <w:bottom w:val="single" w:color="D6D3D1" w:sz="4"/>
+              <w:right w:val="single" w:color="D6D3D1" w:sz="4"/>
+            </w:tcBorders>
+            <w:tcMar>
+              <w:top w:type="dxa" w:w="60"/>
+              <w:left w:type="dxa" w:w="100"/>
+              <w:bottom w:type="dxa" w:w="60"/>
+              <w:right w:type="dxa" w:w="100"/>
+            </w:tcMar>
+          </w:tcPr>
+          <w:p>
+            <w:r>
+              <w:rPr>
+                <w:sz w:val="20"/>
+                <w:szCs w:val="20"/>
+              </w:rPr>
+              <w:t xml:space="preserve">Approved courses you have enrolled in; the note shows how many are available in total</w:t>
             </w:r>
           </w:p>
         </w:tc>
       </w:tr>
       <w:tr>
+        <w:trPr>
+          <w:cantSplit/>
+        </w:trPr>
         <w:tc>
           <w:tcPr>
-            <w:tcW w:type="dxa" w:w="3120"/>
+            <w:tcW w:type="dxa" w:w="2808"/>
+            <w:tcBorders>
+              <w:top w:val="single" w:color="D6D3D1" w:sz="4"/>
+              <w:left w:val="single" w:color="D6D3D1" w:sz="4"/>
+              <w:bottom w:val="single" w:color="D6D3D1" w:sz="4"/>
+              <w:right w:val="single" w:color="D6D3D1" w:sz="4"/>
+            </w:tcBorders>
+            <w:tcMar>
+              <w:top w:type="dxa" w:w="60"/>
+              <w:left w:type="dxa" w:w="100"/>
+              <w:bottom w:type="dxa" w:w="60"/>
+              <w:right w:type="dxa" w:w="100"/>
+            </w:tcMar>
+          </w:tcPr>
+          <w:p>
+            <w:r>
+              <w:rPr>
+                <w:sz w:val="20"/>
+                <w:szCs w:val="20"/>
+              </w:rPr>
+              <w:t xml:space="preserve">Exams Passed</w:t>
+            </w:r>
+          </w:p>
+        </w:tc>
+        <w:tc>
+          <w:tcPr>
+            <w:tcW w:type="dxa" w:w="6552"/>
+            <w:tcBorders>
+              <w:top w:val="single" w:color="D6D3D1" w:sz="4"/>
+              <w:left w:val="single" w:color="D6D3D1" w:sz="4"/>
+              <w:bottom w:val="single" w:color="D6D3D1" w:sz="4"/>
+              <w:right w:val="single" w:color="D6D3D1" w:sz="4"/>
+            </w:tcBorders>
+            <w:tcMar>
+              <w:top w:type="dxa" w:w="60"/>
+              <w:left w:type="dxa" w:w="100"/>
+              <w:bottom w:type="dxa" w:w="60"/>
+              <w:right w:type="dxa" w:w="100"/>
+            </w:tcMar>
+          </w:tcPr>
+          <w:p>
+            <w:r>
+              <w:rPr>
+                <w:sz w:val="20"/>
+                <w:szCs w:val="20"/>
+              </w:rPr>
+              <w:t xml:space="preserve">Your graded exams that met the course pass mark; the note shows how many you have submitted</w:t>
+            </w:r>
+          </w:p>
+        </w:tc>
+      </w:tr>
+      <w:tr>
+        <w:trPr>
+          <w:cantSplit/>
+        </w:trPr>
+        <w:tc>
+          <w:tcPr>
+            <w:tcW w:type="dxa" w:w="2808"/>
+            <w:tcBorders>
+              <w:top w:val="single" w:color="D6D3D1" w:sz="4"/>
+              <w:left w:val="single" w:color="D6D3D1" w:sz="4"/>
+              <w:bottom w:val="single" w:color="D6D3D1" w:sz="4"/>
+              <w:right w:val="single" w:color="D6D3D1" w:sz="4"/>
+            </w:tcBorders>
+            <w:tcMar>
+              <w:top w:type="dxa" w:w="60"/>
+              <w:left w:type="dxa" w:w="100"/>
+              <w:bottom w:type="dxa" w:w="60"/>
+              <w:right w:type="dxa" w:w="100"/>
+            </w:tcMar>
+          </w:tcPr>
+          <w:p>
+            <w:r>
+              <w:rPr>
+                <w:sz w:val="20"/>
+                <w:szCs w:val="20"/>
+              </w:rPr>
+              <w:t xml:space="preserve">Awaiting Grading</w:t>
+            </w:r>
+          </w:p>
+        </w:tc>
+        <w:tc>
+          <w:tcPr>
+            <w:tcW w:type="dxa" w:w="6552"/>
+            <w:tcBorders>
+              <w:top w:val="single" w:color="D6D3D1" w:sz="4"/>
+              <w:left w:val="single" w:color="D6D3D1" w:sz="4"/>
+              <w:bottom w:val="single" w:color="D6D3D1" w:sz="4"/>
+              <w:right w:val="single" w:color="D6D3D1" w:sz="4"/>
+            </w:tcBorders>
+            <w:tcMar>
+              <w:top w:type="dxa" w:w="60"/>
+              <w:left w:type="dxa" w:w="100"/>
+              <w:bottom w:type="dxa" w:w="60"/>
+              <w:right w:type="dxa" w:w="100"/>
+            </w:tcMar>
+          </w:tcPr>
+          <w:p>
+            <w:r>
+              <w:rPr>
+                <w:sz w:val="20"/>
+                <w:szCs w:val="20"/>
+              </w:rPr>
+              <w:t xml:space="preserve">Exams you submitted that your trainer has not marked yet</w:t>
+            </w:r>
+          </w:p>
+        </w:tc>
+      </w:tr>
+      <w:tr>
+        <w:trPr>
+          <w:cantSplit/>
+        </w:trPr>
+        <w:tc>
+          <w:tcPr>
+            <w:tcW w:type="dxa" w:w="2808"/>
             <w:tcBorders>
               <w:top w:val="single" w:color="D6D3D1" w:sz="4"/>
               <w:left w:val="single" w:color="D6D3D1" w:sz="4"/>
@@ -245,7 +384,7 @@
         </w:tc>
         <w:tc>
           <w:tcPr>
-            <w:tcW w:type="dxa" w:w="3120"/>
+            <w:tcW w:type="dxa" w:w="6552"/>
             <w:tcBorders>
               <w:top w:val="single" w:color="D6D3D1" w:sz="4"/>
               <w:left w:val="single" w:color="D6D3D1" w:sz="4"/>
@@ -265,33 +404,7 @@
                 <w:sz w:val="20"/>
                 <w:szCs w:val="20"/>
               </w:rPr>
-              <w:t xml:space="preserve">Courses open for enrollment</w:t>
-            </w:r>
-          </w:p>
-        </w:tc>
-        <w:tc>
-          <w:tcPr>
-            <w:tcW w:type="dxa" w:w="3120"/>
-            <w:tcBorders>
-              <w:top w:val="single" w:color="D6D3D1" w:sz="4"/>
-              <w:left w:val="single" w:color="D6D3D1" w:sz="4"/>
-              <w:bottom w:val="single" w:color="D6D3D1" w:sz="4"/>
-              <w:right w:val="single" w:color="D6D3D1" w:sz="4"/>
-            </w:tcBorders>
-            <w:tcMar>
-              <w:top w:type="dxa" w:w="60"/>
-              <w:left w:type="dxa" w:w="100"/>
-              <w:bottom w:type="dxa" w:w="60"/>
-              <w:right w:type="dxa" w:w="100"/>
-            </w:tcMar>
-          </w:tcPr>
-          <w:p>
-            <w:r>
-              <w:rPr>
-                <w:sz w:val="20"/>
-                <w:szCs w:val="20"/>
-              </w:rPr>
-              <w:t xml:space="preserve">Courses with approved status in the catalogue</w:t>
+              <w:t xml:space="preserve">Approved courses you have not enrolled in yet</w:t>
             </w:r>
           </w:p>
         </w:tc>
@@ -304,22 +417,10 @@
     </w:p>
     <w:p>
       <w:pPr>
-        <w:spacing w:after="120"/>
-      </w:pPr>
-      <w:r>
-        <w:rPr>
-          <w:i/>
-          <w:iCs/>
-        </w:rPr>
-        <w:t xml:space="preserve">This is the only KPI card on the student dashboard.</w:t>
-      </w:r>
-    </w:p>
-    <w:p>
-      <w:pPr>
         <w:pStyle w:val="Heading2"/>
       </w:pPr>
       <w:r>
-        <w:t xml:space="preserve">Quick actions</w:t>
+        <w:t xml:space="preserve">Panels</w:t>
       </w:r>
     </w:p>
     <w:p>
@@ -335,10 +436,10 @@
           <w:b/>
           <w:bCs/>
         </w:rPr>
-        <w:t xml:space="preserve">My Learning</w:t>
-      </w:r>
-      <w:r>
-        <w:t xml:space="preserve">: enrolled courses and exams</w:t>
+        <w:t xml:space="preserve">My courses.</w:t>
+      </w:r>
+      <w:r>
+        <w:t xml:space="preserve"> Each course you are enrolled in, with a progress bar (modules completed out of total) and your exam state: not taken, awaiting grading, passed, or not passed.</w:t>
       </w:r>
     </w:p>
     <w:p>
@@ -354,10 +455,18 @@
           <w:b/>
           <w:bCs/>
         </w:rPr>
-        <w:t xml:space="preserve">Certifications</w:t>
-      </w:r>
-      <w:r>
-        <w:t xml:space="preserve">: view issued certificates</w:t>
+        <w:t xml:space="preserve">Available Courses.</w:t>
+      </w:r>
+      <w:r>
+        <w:t xml:space="preserve"> Approved courses open for enrolment, with a link into the Learning Hub.</w:t>
+      </w:r>
+    </w:p>
+    <w:p>
+      <w:pPr>
+        <w:pStyle w:val="Heading2"/>
+      </w:pPr>
+      <w:r>
+        <w:t xml:space="preserve">How learning works</w:t>
       </w:r>
     </w:p>
     <w:p>
@@ -369,14 +478,17 @@
         </w:numPr>
       </w:pPr>
       <w:r>
+        <w:t xml:space="preserve">Click </w:t>
+      </w:r>
+      <w:r>
         <w:rPr>
           <w:b/>
           <w:bCs/>
         </w:rPr>
-        <w:t xml:space="preserve">WhatGas Registry</w:t>
-      </w:r>
-      <w:r>
-        <w:t xml:space="preserve">: refrigerant reference lookup</w:t>
+        <w:t xml:space="preserve">Start course</w:t>
+      </w:r>
+      <w:r>
+        <w:t xml:space="preserve"> in the Learning Hub to enrol. Enrolment unlocks the course materials and its exam.</w:t>
       </w:r>
     </w:p>
     <w:p>
@@ -388,22 +500,7 @@
         </w:numPr>
       </w:pPr>
       <w:r>
-        <w:rPr>
-          <w:b/>
-          <w:bCs/>
-        </w:rPr>
-        <w:t xml:space="preserve">Safety Center</w:t>
-      </w:r>
-      <w:r>
-        <w:t xml:space="preserve">: guidance and safety resources</w:t>
-      </w:r>
-    </w:p>
-    <w:p>
-      <w:pPr>
-        <w:pStyle w:val="Heading2"/>
-      </w:pPr>
-      <w:r>
-        <w:t xml:space="preserve">Dashboard panels</w:t>
+        <w:t xml:space="preserve">Tick modules off as you finish them. Your progress is saved to your account, so it follows you to another device and your trainer can see it.</w:t>
       </w:r>
     </w:p>
     <w:p>
@@ -415,14 +512,7 @@
         </w:numPr>
       </w:pPr>
       <w:r>
-        <w:rPr>
-          <w:b/>
-          <w:bCs/>
-        </w:rPr>
-        <w:t xml:space="preserve">Available Courses</w:t>
-      </w:r>
-      <w:r>
-        <w:t xml:space="preserve">: list of approved courses with a link into the Learning Hub</w:t>
+        <w:t xml:space="preserve">Each course has a pass mark. You get three attempts at the exam, and once you pass you are done. Waiting for grading stops you submitting another attempt for the same course.</w:t>
       </w:r>
     </w:p>
     <w:p>
@@ -430,18 +520,55 @@
         <w:pStyle w:val="Heading2"/>
       </w:pPr>
       <w:r>
-        <w:t xml:space="preserve">Learning Hub summary (</w:t>
-      </w:r>
-      <w:r>
-        <w:rPr>
-          <w:rFonts w:ascii="Consolas" w:cs="Consolas" w:eastAsia="Consolas" w:hAnsi="Consolas"/>
-          <w:sz w:val="20"/>
-          <w:szCs w:val="20"/>
-        </w:rPr>
-        <w:t xml:space="preserve">/learn</w:t>
-      </w:r>
-      <w:r>
-        <w:t xml:space="preserve">, learner view)</w:t>
+        <w:t xml:space="preserve">Quick actions</w:t>
+      </w:r>
+    </w:p>
+    <w:p>
+      <w:pPr>
+        <w:spacing w:after="120"/>
+      </w:pPr>
+      <w:r>
+        <w:t xml:space="preserve">My Learning, Certifications, WhatGas Registry, Safety Center.</w:t>
+      </w:r>
+    </w:p>
+    <w:p>
+      <w:pPr>
+        <w:pStyle w:val="Heading2"/>
+      </w:pPr>
+      <w:r>
+        <w:t xml:space="preserve">Menu items available</w:t>
+      </w:r>
+    </w:p>
+    <w:p>
+      <w:pPr>
+        <w:spacing w:after="120"/>
+      </w:pPr>
+      <w:r>
+        <w:t xml:space="preserve">Dashboard, Learning Hub, Safety Center, WhatGas + Risk Engine, Refrigerant Catalogue, Certification, plus the Emergency Mode button.</w:t>
+      </w:r>
+    </w:p>
+    <w:p>
+      <w:pPr>
+        <w:pStyle w:val="Heading2"/>
+      </w:pPr>
+      <w:r>
+        <w:t xml:space="preserve">Notifications</w:t>
+      </w:r>
+    </w:p>
+    <w:p>
+      <w:pPr>
+        <w:spacing w:after="120"/>
+      </w:pPr>
+      <w:r>
+        <w:t xml:space="preserve">You are notified when an exam is graded, with your score, and when your account is first approved.</w:t>
+      </w:r>
+    </w:p>
+    <w:p>
+      <w:pPr>
+        <w:pStyle w:val="Heading2"/>
+      </w:pPr>
+      <w:r>
+        <w:t xml:space="preserve">Notes for the fact sheet</w:t>
       </w:r>
     </w:p>
     <w:p>
@@ -453,95 +580,13 @@
         </w:numPr>
       </w:pPr>
       <w:r>
-        <w:t xml:space="preserve">Welcome banner with the student's name</w:t>
-      </w:r>
-    </w:p>
-    <w:p>
-      <w:pPr>
-        <w:pStyle w:val="ListParagraph"/>
-        <w:numPr>
-          <w:ilvl w:val="0"/>
-          <w:numId w:val="2"/>
-        </w:numPr>
-      </w:pPr>
-      <w:r>
-        <w:t xml:space="preserve">Counters: Available courses, Assessments submitted, Assessments passed</w:t>
-      </w:r>
-    </w:p>
-    <w:p>
-      <w:pPr>
-        <w:pStyle w:val="ListParagraph"/>
-        <w:numPr>
-          <w:ilvl w:val="0"/>
-          <w:numId w:val="2"/>
-        </w:numPr>
-      </w:pPr>
-      <w:r>
-        <w:t xml:space="preserve">Next course suggestion, a "Learn, assess, certify" path, Recent assessments list</w:t>
-      </w:r>
-    </w:p>
-    <w:p>
-      <w:pPr>
-        <w:pStyle w:val="Heading2"/>
-      </w:pPr>
-      <w:r>
-        <w:t xml:space="preserve">Menu items available</w:t>
-      </w:r>
-    </w:p>
-    <w:p>
-      <w:pPr>
-        <w:spacing w:after="120"/>
-      </w:pPr>
-      <w:r>
-        <w:t xml:space="preserve">Dashboard, Learning Hub, Safety Center, WhatGas + Risk Engine, Refrigerant Catalogue, Certification, plus the Emergency Mode button.</w:t>
-      </w:r>
-    </w:p>
-    <w:p>
-      <w:pPr>
-        <w:pStyle w:val="Heading2"/>
-      </w:pPr>
-      <w:r>
-        <w:t xml:space="preserve">Notes for the fact sheet</w:t>
-      </w:r>
-    </w:p>
-    <w:p>
-      <w:pPr>
-        <w:pStyle w:val="ListParagraph"/>
-        <w:numPr>
-          <w:ilvl w:val="0"/>
-          <w:numId w:val="2"/>
-        </w:numPr>
-      </w:pPr>
-      <w:r>
         <w:t xml:space="preserve">Students cannot see field, supplier, rewards or admin pages.</w:t>
       </w:r>
     </w:p>
-    <w:p>
-      <w:pPr>
-        <w:pStyle w:val="ListParagraph"/>
-        <w:numPr>
-          <w:ilvl w:val="0"/>
-          <w:numId w:val="2"/>
-        </w:numPr>
-      </w:pPr>
-      <w:r>
-        <w:t xml:space="preserve">Students can join through the public form at </w:t>
-      </w:r>
-      <w:r>
-        <w:rPr>
-          <w:rFonts w:ascii="Consolas" w:cs="Consolas" w:eastAsia="Consolas" w:hAnsi="Consolas"/>
-          <w:sz w:val="20"/>
-          <w:szCs w:val="20"/>
-        </w:rPr>
-        <w:t xml:space="preserve">/join/student</w:t>
-      </w:r>
-      <w:r>
-        <w:t xml:space="preserve">.</w:t>
-      </w:r>
-    </w:p>
     <w:sectPr>
+      <w:footerReference w:type="default" r:id="rId6"/>
       <w:pgSz w:w="12240" w:h="15840" w:orient="portrait"/>
-      <w:pgMar w:top="1440" w:right="1440" w:bottom="1440" w:left="1440" w:header="708" w:footer="708" w:gutter="0"/>
+      <w:pgMar w:top="1440" w:right="1440" w:bottom="1300" w:left="1440" w:header="708" w:footer="708" w:gutter="0"/>
       <w:pgNumType/>
       <w:docGrid w:linePitch="360"/>
     </w:sectPr>
@@ -584,6 +629,35 @@
     </w:p>
   </w:endnote>
 </w:endnotes>
+</file>
+
+<file path=word/footer1.xml><?xml version="1.0" encoding="utf-8"?>
+<w:ftr xmlns:wpc="http://schemas.microsoft.com/office/word/2010/wordprocessingCanvas" xmlns:mc="http://schemas.openxmlformats.org/markup-compatibility/2006" xmlns:o="urn:schemas-microsoft-com:office:office" xmlns:r="http://schemas.openxmlformats.org/officeDocument/2006/relationships" xmlns:m="http://schemas.openxmlformats.org/officeDocument/2006/math" xmlns:v="urn:schemas-microsoft-com:vml" xmlns:wp14="http://schemas.microsoft.com/office/word/2010/wordprocessingDrawing" xmlns:wp="http://schemas.openxmlformats.org/drawingml/2006/wordprocessingDrawing" xmlns:w10="urn:schemas-microsoft-com:office:word" xmlns:w="http://schemas.openxmlformats.org/wordprocessingml/2006/main" xmlns:w14="http://schemas.microsoft.com/office/word/2010/wordml" xmlns:w15="http://schemas.microsoft.com/office/word/2012/wordml" xmlns:wpg="http://schemas.microsoft.com/office/word/2010/wordprocessingGroup" xmlns:wpi="http://schemas.microsoft.com/office/word/2010/wordprocessingInk" xmlns:wne="http://schemas.microsoft.com/office/word/2006/wordml" xmlns:wps="http://schemas.microsoft.com/office/word/2010/wordprocessingShape">
+  <w:p>
+    <w:pPr>
+      <w:jc w:val="center"/>
+    </w:pPr>
+    <w:r>
+      <w:rPr>
+        <w:color w:val="78716C"/>
+        <w:sz w:val="16"/>
+        <w:szCs w:val="16"/>
+      </w:rPr>
+      <w:t xml:space="preserve">HEVACRAZ / NOU Zimbabwe HVAC Compliance Registry  |  Page </w:t>
+    </w:r>
+    <w:r>
+      <w:rPr>
+        <w:color w:val="78716C"/>
+        <w:sz w:val="16"/>
+        <w:szCs w:val="16"/>
+      </w:rPr>
+      <w:fldChar w:fldCharType="begin"/>
+      <w:instrText xml:space="preserve">PAGE</w:instrText>
+      <w:fldChar w:fldCharType="separate"/>
+      <w:fldChar w:fldCharType="end"/>
+    </w:r>
+  </w:p>
+</w:ftr>
 </file>
 
 <file path=word/footnotes.xml><?xml version="1.0" encoding="utf-8"?>
@@ -938,6 +1012,7 @@
     <w:next w:val="Normal"/>
     <w:qFormat/>
     <w:pPr>
+      <w:keepNext/>
       <w:spacing w:after="120" w:before="280"/>
       <w:outlineLvl w:val="1"/>
     </w:pPr>
@@ -956,6 +1031,7 @@
     <w:next w:val="Normal"/>
     <w:qFormat/>
     <w:pPr>
+      <w:keepNext/>
       <w:spacing w:after="80" w:before="200"/>
       <w:outlineLvl w:val="2"/>
     </w:pPr>
